--- a/Архитектура 1.docx
+++ b/Архитектура 1.docx
@@ -195,79 +195,10 @@
       </w:pPr>
       <w:r>
         <w:drawing>
-          <wp:inline distT="0" distB="0" distL="0" distR="0" wp14:anchorId="13571535" wp14:editId="0ED54A4E">
-            <wp:extent cx="2750820" cy="4369517"/>
-            <wp:effectExtent l="0" t="0" r="0" b="0"/>
+          <wp:inline distT="0" distB="0" distL="0" distR="0" wp14:anchorId="0DC21E80" wp14:editId="4316E22C">
+            <wp:extent cx="4072774" cy="4533900"/>
+            <wp:effectExtent l="0" t="0" r="4445" b="0"/>
             <wp:docPr id="1" name="Рисунок 1"/>
-            <wp:cNvGraphicFramePr>
-              <a:graphicFrameLocks xmlns:a="http://schemas.openxmlformats.org/drawingml/2006/main" noChangeAspect="1"/>
-            </wp:cNvGraphicFramePr>
-            <a:graphic xmlns:a="http://schemas.openxmlformats.org/drawingml/2006/main">
-              <a:graphicData uri="http://schemas.openxmlformats.org/drawingml/2006/picture">
-                <pic:pic xmlns:pic="http://schemas.openxmlformats.org/drawingml/2006/picture">
-                  <pic:nvPicPr>
-                    <pic:cNvPr id="0" name=""/>
-                    <pic:cNvPicPr/>
-                  </pic:nvPicPr>
-                  <pic:blipFill>
-                    <a:blip r:embed="rId6"/>
-                    <a:stretch>
-                      <a:fillRect/>
-                    </a:stretch>
-                  </pic:blipFill>
-                  <pic:spPr>
-                    <a:xfrm>
-                      <a:off x="0" y="0"/>
-                      <a:ext cx="2755757" cy="4377359"/>
-                    </a:xfrm>
-                    <a:prstGeom prst="rect">
-                      <a:avLst/>
-                    </a:prstGeom>
-                  </pic:spPr>
-                </pic:pic>
-              </a:graphicData>
-            </a:graphic>
-          </wp:inline>
-        </w:drawing>
-      </w:r>
-    </w:p>
-    <w:p>
-      <w:pPr>
-        <w:pStyle w:val="af2"/>
-      </w:pPr>
-      <w:r>
-        <w:t>Рис. 1 Диаграмма прецедентов</w:t>
-      </w:r>
-    </w:p>
-    <w:p>
-      <w:pPr>
-        <w:pStyle w:val="10"/>
-        <w:numPr>
-          <w:ilvl w:val="0"/>
-          <w:numId w:val="1"/>
-        </w:numPr>
-        <w:rPr>
-          <w:lang w:val="en-US"/>
-        </w:rPr>
-      </w:pPr>
-      <w:r>
-        <w:lastRenderedPageBreak/>
-        <w:t>Диаграмма системного контекста</w:t>
-      </w:r>
-    </w:p>
-    <w:p>
-      <w:pPr>
-        <w:pStyle w:val="af2"/>
-      </w:pPr>
-      <w:r>
-        <w:rPr>
-          <w:lang w:val="en-US"/>
-        </w:rPr>
-        <w:drawing>
-          <wp:inline distT="0" distB="0" distL="0" distR="0" wp14:anchorId="662728C5" wp14:editId="3CD804CD">
-            <wp:extent cx="4526280" cy="4884420"/>
-            <wp:effectExtent l="0" t="0" r="7620" b="0"/>
-            <wp:docPr id="2" name="Рисунок 2"/>
             <wp:cNvGraphicFramePr>
               <a:graphicFrameLocks xmlns:a="http://schemas.openxmlformats.org/drawingml/2006/main" noChangeAspect="1"/>
             </wp:cNvGraphicFramePr>
@@ -287,7 +218,7 @@
                   <pic:spPr>
                     <a:xfrm>
                       <a:off x="0" y="0"/>
-                      <a:ext cx="4526280" cy="4884420"/>
+                      <a:ext cx="4084493" cy="4546946"/>
                     </a:xfrm>
                     <a:prstGeom prst="rect">
                       <a:avLst/>
@@ -305,19 +236,7 @@
         <w:pStyle w:val="af2"/>
       </w:pPr>
       <w:r>
-        <w:t>Рис. 2 Диаграмма контекста</w:t>
-      </w:r>
-    </w:p>
-    <w:p>
-      <w:pPr>
-        <w:rPr>
-          <w:rFonts w:ascii="Arial" w:hAnsi="Arial"/>
-          <w:b/>
-          <w:sz w:val="28"/>
-        </w:rPr>
-      </w:pPr>
-      <w:r>
-        <w:br w:type="page"/>
+        <w:t>Рис. 1 Диаграмма прецедентов</w:t>
       </w:r>
     </w:p>
     <w:p>
@@ -333,23 +252,23 @@
       </w:pPr>
       <w:r>
         <w:lastRenderedPageBreak/>
-        <w:t>Диаграмма контейнеров</w:t>
+        <w:t>Диаграмма системного контекста</w:t>
       </w:r>
     </w:p>
     <w:p>
       <w:pPr>
         <w:pStyle w:val="af2"/>
       </w:pPr>
-      <w:bookmarkStart w:id="0" w:name="_GoBack"/>
       <w:r>
         <w:rPr>
-          <w:lang w:val="en-US"/>
+          <w:noProof/>
+          <w:lang w:eastAsia="ru-RU"/>
         </w:rPr>
         <w:drawing>
-          <wp:inline distT="0" distB="0" distL="0" distR="0" wp14:anchorId="4ABCA4BD" wp14:editId="4208B350">
-            <wp:extent cx="4526280" cy="7414260"/>
+          <wp:inline distT="0" distB="0" distL="0" distR="0" wp14:anchorId="662728C5" wp14:editId="3CD804CD">
+            <wp:extent cx="4526280" cy="4884420"/>
             <wp:effectExtent l="0" t="0" r="7620" b="0"/>
-            <wp:docPr id="3" name="Рисунок 3"/>
+            <wp:docPr id="2" name="Рисунок 2"/>
             <wp:cNvGraphicFramePr>
               <a:graphicFrameLocks xmlns:a="http://schemas.openxmlformats.org/drawingml/2006/main" noChangeAspect="1"/>
             </wp:cNvGraphicFramePr>
@@ -369,7 +288,7 @@
                   <pic:spPr>
                     <a:xfrm>
                       <a:off x="0" y="0"/>
-                      <a:ext cx="4526280" cy="7414260"/>
+                      <a:ext cx="4526280" cy="4884420"/>
                     </a:xfrm>
                     <a:prstGeom prst="rect">
                       <a:avLst/>
@@ -381,30 +300,26 @@
           </wp:inline>
         </w:drawing>
       </w:r>
-      <w:bookmarkEnd w:id="0"/>
     </w:p>
     <w:p>
       <w:pPr>
         <w:pStyle w:val="af2"/>
       </w:pPr>
       <w:r>
-        <w:t>Рис. 3 Диаграмма контейнеров</w:t>
-      </w:r>
-    </w:p>
-    <w:p>
-      <w:pPr>
+        <w:t>Рис. 2 Диаграмма контекста</w:t>
+      </w:r>
+    </w:p>
+    <w:p>
+      <w:pPr>
+        <w:pStyle w:val="af0"/>
         <w:rPr>
-          <w:rFonts w:ascii="Times New Roman" w:hAnsi="Times New Roman"/>
+          <w:rFonts w:ascii="Arial" w:hAnsi="Arial"/>
+          <w:sz w:val="28"/>
         </w:rPr>
       </w:pPr>
       <w:r>
         <w:br w:type="page"/>
       </w:r>
-    </w:p>
-    <w:p>
-      <w:pPr>
-        <w:pStyle w:val="af2"/>
-      </w:pPr>
     </w:p>
     <w:p>
       <w:pPr>
@@ -418,7 +333,8 @@
         </w:rPr>
       </w:pPr>
       <w:r>
-        <w:t>Диаграмма компонентов</w:t>
+        <w:lastRenderedPageBreak/>
+        <w:t>Диаграмма контейнеров</w:t>
       </w:r>
     </w:p>
     <w:p>
@@ -427,10 +343,10 @@
       </w:pPr>
       <w:r>
         <w:drawing>
-          <wp:inline distT="0" distB="0" distL="0" distR="0" wp14:anchorId="31A56365" wp14:editId="125D5CAD">
-            <wp:extent cx="6269672" cy="6978884"/>
-            <wp:effectExtent l="0" t="0" r="0" b="0"/>
-            <wp:docPr id="11" name="Рисунок 11"/>
+          <wp:inline distT="0" distB="0" distL="0" distR="0" wp14:anchorId="230E2527" wp14:editId="25069751">
+            <wp:extent cx="5940425" cy="5355518"/>
+            <wp:effectExtent l="0" t="0" r="3175" b="0"/>
+            <wp:docPr id="6" name="Рисунок 6"/>
             <wp:cNvGraphicFramePr>
               <a:graphicFrameLocks xmlns:a="http://schemas.openxmlformats.org/drawingml/2006/main" noChangeAspect="1"/>
             </wp:cNvGraphicFramePr>
@@ -450,7 +366,7 @@
                   <pic:spPr>
                     <a:xfrm>
                       <a:off x="0" y="0"/>
-                      <a:ext cx="6267998" cy="6977021"/>
+                      <a:ext cx="5940425" cy="5355518"/>
                     </a:xfrm>
                     <a:prstGeom prst="rect">
                       <a:avLst/>
@@ -468,16 +384,23 @@
         <w:pStyle w:val="af2"/>
       </w:pPr>
       <w:r>
-        <w:t>Рис. 4 Диаграмма компонентов серверной части</w:t>
-      </w:r>
-    </w:p>
-    <w:p>
-      <w:pPr>
-        <w:pStyle w:val="10"/>
-        <w:numPr>
-          <w:ilvl w:val="0"/>
-          <w:numId w:val="1"/>
-        </w:numPr>
+        <w:t>Рис. 3 Диаграмма контейнеров</w:t>
+      </w:r>
+    </w:p>
+    <w:p>
+      <w:pPr>
+        <w:pStyle w:val="af0"/>
+      </w:pPr>
+      <w:r>
+        <w:t xml:space="preserve">Выбран стиль трехзвенной архитектуры, разделяющий ответственность за взаимодействие с пользователем, </w:t>
+      </w:r>
+      <w:r>
+        <w:t>обработку данных и их хранение на три больших части.</w:t>
+      </w:r>
+    </w:p>
+    <w:p>
+      <w:pPr>
+        <w:pStyle w:val="af0"/>
         <w:sectPr>
           <w:pgSz w:w="11906" w:h="16838"/>
           <w:pgMar w:top="1134" w:right="850" w:bottom="1134" w:left="1701" w:header="708" w:footer="708" w:gutter="0"/>
@@ -485,6 +408,25 @@
           <w:docGrid w:linePitch="360"/>
         </w:sectPr>
       </w:pPr>
+      <w:r>
+        <w:t xml:space="preserve">Клиентская часть демонстрирует пользователю доступный функционал модуля системы посредством различных списков, форм заполнения, карты. Картографический сервис предоставляет карты, на которых могут отмечены парикмахерские. В серверной части находится логика обработки заявок, </w:t>
+      </w:r>
+      <w:proofErr w:type="spellStart"/>
+      <w:r>
+        <w:t>поступаемых</w:t>
+      </w:r>
+      <w:proofErr w:type="spellEnd"/>
+      <w:r>
+        <w:t xml:space="preserve"> материальных  ценностей, проверка действий пользователя и других модулей системы. База данных содержит информацию, к которой обращается система в процессе работы в необработанном виде. Сервис отчётов также обращается к данным уже для генерации аналитических документов. Очередь сообщений управляет сигналами от серверной части и направляет их далее к внешним системам. </w:t>
+      </w:r>
+      <w:proofErr w:type="spellStart"/>
+      <w:r>
+        <w:t>Геокодер</w:t>
+      </w:r>
+      <w:proofErr w:type="spellEnd"/>
+      <w:r>
+        <w:t xml:space="preserve"> выполняет проверку географических данных до отправки клиентской части.</w:t>
+      </w:r>
     </w:p>
     <w:p>
       <w:pPr>
@@ -499,24 +441,19 @@
       </w:pPr>
       <w:r>
         <w:lastRenderedPageBreak/>
-        <w:t>Диаграмма последовательностей</w:t>
+        <w:t>Диаграмма компонентов</w:t>
       </w:r>
     </w:p>
     <w:p>
       <w:pPr>
         <w:pStyle w:val="af2"/>
       </w:pPr>
-    </w:p>
-    <w:p>
-      <w:pPr>
-        <w:pStyle w:val="af2"/>
-      </w:pPr>
       <w:r>
         <w:drawing>
-          <wp:inline distT="0" distB="0" distL="0" distR="0" wp14:anchorId="536F27FF" wp14:editId="6A5E3BA0">
-            <wp:extent cx="9311640" cy="4126759"/>
+          <wp:inline distT="0" distB="0" distL="0" distR="0" wp14:anchorId="1153EEA8" wp14:editId="0FD4B679">
+            <wp:extent cx="6968504" cy="5021580"/>
             <wp:effectExtent l="0" t="0" r="3810" b="7620"/>
-            <wp:docPr id="8" name="Рисунок 8"/>
+            <wp:docPr id="13" name="Рисунок 13"/>
             <wp:cNvGraphicFramePr>
               <a:graphicFrameLocks xmlns:a="http://schemas.openxmlformats.org/drawingml/2006/main" noChangeAspect="1"/>
             </wp:cNvGraphicFramePr>
@@ -536,7 +473,7 @@
                   <pic:spPr>
                     <a:xfrm>
                       <a:off x="0" y="0"/>
-                      <a:ext cx="9315257" cy="4128362"/>
+                      <a:ext cx="6967032" cy="5020520"/>
                     </a:xfrm>
                     <a:prstGeom prst="rect">
                       <a:avLst/>
@@ -553,19 +490,36 @@
       <w:pPr>
         <w:pStyle w:val="af2"/>
       </w:pPr>
-    </w:p>
-    <w:p>
-      <w:pPr>
-        <w:pStyle w:val="af2"/>
-        <w:sectPr>
-          <w:pgSz w:w="16838" w:h="11906" w:orient="landscape"/>
-          <w:pgMar w:top="1701" w:right="1134" w:bottom="850" w:left="1134" w:header="708" w:footer="708" w:gutter="0"/>
-          <w:cols w:space="708"/>
-          <w:docGrid w:linePitch="360"/>
-        </w:sectPr>
-      </w:pPr>
-      <w:r>
-        <w:t>Рис. 5 Диаграмма последовательности бронирования в серверной части</w:t>
+      <w:r>
+        <w:t>Рис. 4 Диаграмма компонентов серверной части</w:t>
+      </w:r>
+    </w:p>
+    <w:p>
+      <w:pPr>
+        <w:pStyle w:val="af0"/>
+      </w:pPr>
+      <w:r>
+        <w:lastRenderedPageBreak/>
+        <w:t>Слой контроллеров отвечает за серверное взаимодействие</w:t>
+      </w:r>
+      <w:r>
+        <w:t xml:space="preserve">: </w:t>
+      </w:r>
+      <w:proofErr w:type="spellStart"/>
+      <w:r>
+        <w:t>валидацию</w:t>
+      </w:r>
+      <w:proofErr w:type="spellEnd"/>
+      <w:r>
+        <w:t xml:space="preserve"> входящих ответов, форматирование выходных данных. Сервисный слой содержит всю деловую логику, завершая транзакции при выполнении конкретной задачи. </w:t>
+      </w:r>
+      <w:proofErr w:type="spellStart"/>
+      <w:r>
+        <w:t>Рпозитарный</w:t>
+      </w:r>
+      <w:proofErr w:type="spellEnd"/>
+      <w:r>
+        <w:t xml:space="preserve"> слой взаимодействует непосредственно с базой данных, извлекая, обновляя, добавляя в неё новые.</w:t>
       </w:r>
     </w:p>
     <w:p>
@@ -580,23 +534,24 @@
         </w:rPr>
       </w:pPr>
       <w:r>
-        <w:lastRenderedPageBreak/>
-        <w:t>Диаграмма классов</w:t>
+        <w:t>Диаграмма последовательностей</w:t>
       </w:r>
     </w:p>
     <w:p>
       <w:pPr>
         <w:pStyle w:val="af2"/>
       </w:pPr>
-      <w:r>
-        <w:rPr>
-          <w:lang w:val="en-US"/>
-        </w:rPr>
+    </w:p>
+    <w:p>
+      <w:pPr>
+        <w:pStyle w:val="af2"/>
+      </w:pPr>
+      <w:r>
         <w:drawing>
-          <wp:inline distT="0" distB="0" distL="0" distR="0" wp14:anchorId="0722923C" wp14:editId="05A69F9E">
-            <wp:extent cx="5940425" cy="7034827"/>
-            <wp:effectExtent l="0" t="0" r="3175" b="0"/>
-            <wp:docPr id="10" name="Рисунок 10"/>
+          <wp:inline distT="0" distB="0" distL="0" distR="0" wp14:anchorId="2E46E243" wp14:editId="79423801">
+            <wp:extent cx="9529164" cy="4351020"/>
+            <wp:effectExtent l="0" t="0" r="0" b="0"/>
+            <wp:docPr id="15" name="Рисунок 15"/>
             <wp:cNvGraphicFramePr>
               <a:graphicFrameLocks xmlns:a="http://schemas.openxmlformats.org/drawingml/2006/main" noChangeAspect="1"/>
             </wp:cNvGraphicFramePr>
@@ -616,7 +571,7 @@
                   <pic:spPr>
                     <a:xfrm>
                       <a:off x="0" y="0"/>
-                      <a:ext cx="5940425" cy="7034827"/>
+                      <a:ext cx="9525284" cy="4349248"/>
                     </a:xfrm>
                     <a:prstGeom prst="rect">
                       <a:avLst/>
@@ -634,11 +589,21 @@
         <w:pStyle w:val="af2"/>
       </w:pPr>
       <w:r>
-        <w:t xml:space="preserve">Рис. 6 Диаграмма классов </w:t>
-      </w:r>
-      <w:r>
-        <w:t>серверной части</w:t>
-      </w:r>
+        <w:lastRenderedPageBreak/>
+        <w:t>Рис. 5 Диаграмма последовательности бронирования в серверной части</w:t>
+      </w:r>
+    </w:p>
+    <w:p>
+      <w:pPr>
+        <w:rPr>
+          <w:rFonts w:ascii="Times New Roman" w:hAnsi="Times New Roman"/>
+        </w:rPr>
+      </w:pPr>
+      <w:r>
+        <w:br w:type="page"/>
+      </w:r>
+      <w:bookmarkStart w:id="0" w:name="_GoBack"/>
+      <w:bookmarkEnd w:id="0"/>
     </w:p>
     <w:p>
       <w:pPr>
@@ -652,6 +617,87 @@
         </w:rPr>
       </w:pPr>
       <w:r>
+        <w:lastRenderedPageBreak/>
+        <w:t>Диаграмма классов</w:t>
+      </w:r>
+    </w:p>
+    <w:p>
+      <w:pPr>
+        <w:pStyle w:val="af2"/>
+      </w:pPr>
+      <w:r>
+        <w:drawing>
+          <wp:inline distT="0" distB="0" distL="0" distR="0" wp14:anchorId="69FFFF4E" wp14:editId="1199BA9E">
+            <wp:extent cx="7094220" cy="5208822"/>
+            <wp:effectExtent l="0" t="0" r="0" b="0"/>
+            <wp:docPr id="12" name="Рисунок 12"/>
+            <wp:cNvGraphicFramePr>
+              <a:graphicFrameLocks xmlns:a="http://schemas.openxmlformats.org/drawingml/2006/main" noChangeAspect="1"/>
+            </wp:cNvGraphicFramePr>
+            <a:graphic xmlns:a="http://schemas.openxmlformats.org/drawingml/2006/main">
+              <a:graphicData uri="http://schemas.openxmlformats.org/drawingml/2006/picture">
+                <pic:pic xmlns:pic="http://schemas.openxmlformats.org/drawingml/2006/picture">
+                  <pic:nvPicPr>
+                    <pic:cNvPr id="0" name=""/>
+                    <pic:cNvPicPr/>
+                  </pic:nvPicPr>
+                  <pic:blipFill>
+                    <a:blip r:embed="rId12"/>
+                    <a:stretch>
+                      <a:fillRect/>
+                    </a:stretch>
+                  </pic:blipFill>
+                  <pic:spPr>
+                    <a:xfrm>
+                      <a:off x="0" y="0"/>
+                      <a:ext cx="7089813" cy="5205586"/>
+                    </a:xfrm>
+                    <a:prstGeom prst="rect">
+                      <a:avLst/>
+                    </a:prstGeom>
+                  </pic:spPr>
+                </pic:pic>
+              </a:graphicData>
+            </a:graphic>
+          </wp:inline>
+        </w:drawing>
+      </w:r>
+    </w:p>
+    <w:p>
+      <w:pPr>
+        <w:pStyle w:val="af2"/>
+        <w:rPr>
+          <w:lang w:val="en-US"/>
+        </w:rPr>
+      </w:pPr>
+      <w:r>
+        <w:t>Рис. 6 Диаграмма классов серверной части</w:t>
+      </w:r>
+    </w:p>
+    <w:p>
+      <w:pPr>
+        <w:pStyle w:val="af2"/>
+        <w:sectPr>
+          <w:pgSz w:w="16838" w:h="11906" w:orient="landscape"/>
+          <w:pgMar w:top="1701" w:right="1134" w:bottom="850" w:left="1134" w:header="708" w:footer="708" w:gutter="0"/>
+          <w:cols w:space="708"/>
+          <w:docGrid w:linePitch="360"/>
+        </w:sectPr>
+      </w:pPr>
+    </w:p>
+    <w:p>
+      <w:pPr>
+        <w:pStyle w:val="10"/>
+        <w:numPr>
+          <w:ilvl w:val="0"/>
+          <w:numId w:val="1"/>
+        </w:numPr>
+        <w:rPr>
+          <w:lang w:val="en-US"/>
+        </w:rPr>
+      </w:pPr>
+      <w:r>
+        <w:lastRenderedPageBreak/>
         <w:t>Выводы</w:t>
       </w:r>
     </w:p>
@@ -781,6 +827,127 @@
     </w:lvl>
   </w:abstractNum>
   <w:abstractNum w:abstractNumId="1">
+    <w:nsid w:val="47D161C6"/>
+    <w:multiLevelType w:val="multilevel"/>
+    <w:tmpl w:val="41D4C3AA"/>
+    <w:lvl w:ilvl="0">
+      <w:start w:val="1"/>
+      <w:numFmt w:val="decimal"/>
+      <w:lvlText w:val="%1."/>
+      <w:lvlJc w:val="left"/>
+      <w:pPr>
+        <w:ind w:left="720" w:hanging="360"/>
+      </w:pPr>
+      <w:rPr>
+        <w:rFonts w:hint="default"/>
+      </w:rPr>
+    </w:lvl>
+    <w:lvl w:ilvl="1">
+      <w:start w:val="1"/>
+      <w:numFmt w:val="decimal"/>
+      <w:isLgl/>
+      <w:lvlText w:val="%1.%2."/>
+      <w:lvlJc w:val="left"/>
+      <w:pPr>
+        <w:ind w:left="1080" w:hanging="720"/>
+      </w:pPr>
+      <w:rPr>
+        <w:rFonts w:hint="default"/>
+      </w:rPr>
+    </w:lvl>
+    <w:lvl w:ilvl="2">
+      <w:start w:val="1"/>
+      <w:numFmt w:val="decimal"/>
+      <w:isLgl/>
+      <w:lvlText w:val="%1.%2.%3."/>
+      <w:lvlJc w:val="left"/>
+      <w:pPr>
+        <w:ind w:left="1080" w:hanging="720"/>
+      </w:pPr>
+      <w:rPr>
+        <w:rFonts w:hint="default"/>
+      </w:rPr>
+    </w:lvl>
+    <w:lvl w:ilvl="3">
+      <w:start w:val="1"/>
+      <w:numFmt w:val="decimal"/>
+      <w:isLgl/>
+      <w:lvlText w:val="%1.%2.%3.%4."/>
+      <w:lvlJc w:val="left"/>
+      <w:pPr>
+        <w:ind w:left="1440" w:hanging="1080"/>
+      </w:pPr>
+      <w:rPr>
+        <w:rFonts w:hint="default"/>
+      </w:rPr>
+    </w:lvl>
+    <w:lvl w:ilvl="4">
+      <w:start w:val="1"/>
+      <w:numFmt w:val="decimal"/>
+      <w:isLgl/>
+      <w:lvlText w:val="%1.%2.%3.%4.%5."/>
+      <w:lvlJc w:val="left"/>
+      <w:pPr>
+        <w:ind w:left="1440" w:hanging="1080"/>
+      </w:pPr>
+      <w:rPr>
+        <w:rFonts w:hint="default"/>
+      </w:rPr>
+    </w:lvl>
+    <w:lvl w:ilvl="5">
+      <w:start w:val="1"/>
+      <w:numFmt w:val="decimal"/>
+      <w:isLgl/>
+      <w:lvlText w:val="%1.%2.%3.%4.%5.%6."/>
+      <w:lvlJc w:val="left"/>
+      <w:pPr>
+        <w:ind w:left="1800" w:hanging="1440"/>
+      </w:pPr>
+      <w:rPr>
+        <w:rFonts w:hint="default"/>
+      </w:rPr>
+    </w:lvl>
+    <w:lvl w:ilvl="6">
+      <w:start w:val="1"/>
+      <w:numFmt w:val="decimal"/>
+      <w:isLgl/>
+      <w:lvlText w:val="%1.%2.%3.%4.%5.%6.%7."/>
+      <w:lvlJc w:val="left"/>
+      <w:pPr>
+        <w:ind w:left="1800" w:hanging="1440"/>
+      </w:pPr>
+      <w:rPr>
+        <w:rFonts w:hint="default"/>
+      </w:rPr>
+    </w:lvl>
+    <w:lvl w:ilvl="7">
+      <w:start w:val="1"/>
+      <w:numFmt w:val="decimal"/>
+      <w:isLgl/>
+      <w:lvlText w:val="%1.%2.%3.%4.%5.%6.%7.%8."/>
+      <w:lvlJc w:val="left"/>
+      <w:pPr>
+        <w:ind w:left="2160" w:hanging="1800"/>
+      </w:pPr>
+      <w:rPr>
+        <w:rFonts w:hint="default"/>
+      </w:rPr>
+    </w:lvl>
+    <w:lvl w:ilvl="8">
+      <w:start w:val="1"/>
+      <w:numFmt w:val="decimal"/>
+      <w:isLgl/>
+      <w:lvlText w:val="%1.%2.%3.%4.%5.%6.%7.%8.%9."/>
+      <w:lvlJc w:val="left"/>
+      <w:pPr>
+        <w:ind w:left="2520" w:hanging="2160"/>
+      </w:pPr>
+      <w:rPr>
+        <w:rFonts w:hint="default"/>
+      </w:rPr>
+    </w:lvl>
+  </w:abstractNum>
+  <w:abstractNum w:abstractNumId="2">
     <w:nsid w:val="6739373A"/>
     <w:multiLevelType w:val="multilevel"/>
     <w:tmpl w:val="41D4C3AA"/>
@@ -902,10 +1069,13 @@
     </w:lvl>
   </w:abstractNum>
   <w:num w:numId="1">
-    <w:abstractNumId w:val="1"/>
+    <w:abstractNumId w:val="2"/>
   </w:num>
   <w:num w:numId="2">
     <w:abstractNumId w:val="0"/>
+  </w:num>
+  <w:num w:numId="3">
+    <w:abstractNumId w:val="1"/>
   </w:num>
 </w:numbering>
 </file>
@@ -2267,4 +2437,16 @@
   <a:objectDefaults/>
   <a:extraClrSchemeLst/>
 </a:theme>
+</file>
+
+<file path=customXml/item1.xml><?xml version="1.0" encoding="utf-8"?>
+<b:Sources xmlns:b="http://schemas.openxmlformats.org/officeDocument/2006/bibliography" xmlns="http://schemas.openxmlformats.org/officeDocument/2006/bibliography" SelectedStyle="\APA.XSL" StyleName="APA"/>
+</file>
+
+<file path=customXml/itemProps1.xml><?xml version="1.0" encoding="utf-8"?>
+<ds:datastoreItem xmlns:ds="http://schemas.openxmlformats.org/officeDocument/2006/customXml" ds:itemID="{56B55E46-4F1D-4A08-A39F-8A044E552A78}">
+  <ds:schemaRefs>
+    <ds:schemaRef ds:uri="http://schemas.openxmlformats.org/officeDocument/2006/bibliography"/>
+  </ds:schemaRefs>
+</ds:datastoreItem>
 </file>